--- a/LEARNING/Databricks/Databricks Concepts.docx
+++ b/LEARNING/Databricks/Databricks Concepts.docx
@@ -791,6 +791,1091 @@
       </w:r>
     </w:p>
     <w:p/>
+    <w:p/>
+    <w:p>
+      <w:r>
+        <w:rPr>
+          <w:noProof/>
+        </w:rPr>
+        <w:lastRenderedPageBreak/>
+        <w:drawing>
+          <wp:inline distT="0" distB="0" distL="0" distR="0" wp14:anchorId="162CB456" wp14:editId="40C0886E">
+            <wp:extent cx="5731510" cy="6807200"/>
+            <wp:effectExtent l="0" t="0" r="2540" b="0"/>
+            <wp:docPr id="2037569043" name="Picture 1" descr="View image"/>
+            <wp:cNvGraphicFramePr>
+              <a:graphicFrameLocks xmlns:a="http://schemas.openxmlformats.org/drawingml/2006/main" noChangeAspect="1"/>
+            </wp:cNvGraphicFramePr>
+            <a:graphic xmlns:a="http://schemas.openxmlformats.org/drawingml/2006/main">
+              <a:graphicData uri="http://schemas.openxmlformats.org/drawingml/2006/picture">
+                <pic:pic xmlns:pic="http://schemas.openxmlformats.org/drawingml/2006/picture">
+                  <pic:nvPicPr>
+                    <pic:cNvPr id="0" name="Picture 1" descr="View image"/>
+                    <pic:cNvPicPr>
+                      <a:picLocks noChangeAspect="1" noChangeArrowheads="1"/>
+                    </pic:cNvPicPr>
+                  </pic:nvPicPr>
+                  <pic:blipFill>
+                    <a:blip r:embed="rId5">
+                      <a:extLst>
+                        <a:ext uri="{28A0092B-C50C-407E-A947-70E740481C1C}">
+                          <a14:useLocalDpi xmlns:a14="http://schemas.microsoft.com/office/drawing/2010/main" val="0"/>
+                        </a:ext>
+                      </a:extLst>
+                    </a:blip>
+                    <a:srcRect/>
+                    <a:stretch>
+                      <a:fillRect/>
+                    </a:stretch>
+                  </pic:blipFill>
+                  <pic:spPr bwMode="auto">
+                    <a:xfrm>
+                      <a:off x="0" y="0"/>
+                      <a:ext cx="5731510" cy="6807200"/>
+                    </a:xfrm>
+                    <a:prstGeom prst="rect">
+                      <a:avLst/>
+                    </a:prstGeom>
+                    <a:noFill/>
+                    <a:ln>
+                      <a:noFill/>
+                    </a:ln>
+                  </pic:spPr>
+                </pic:pic>
+              </a:graphicData>
+            </a:graphic>
+          </wp:inline>
+        </w:drawing>
+      </w:r>
+    </w:p>
+    <w:p>
+      <w:r>
+        <w:rPr>
+          <w:noProof/>
+        </w:rPr>
+        <w:lastRenderedPageBreak/>
+        <w:drawing>
+          <wp:inline distT="0" distB="0" distL="0" distR="0" wp14:anchorId="48066DA5" wp14:editId="2AD01E3C">
+            <wp:extent cx="5731510" cy="7414895"/>
+            <wp:effectExtent l="0" t="0" r="2540" b="0"/>
+            <wp:docPr id="1023761444" name="Picture 2" descr="View image"/>
+            <wp:cNvGraphicFramePr>
+              <a:graphicFrameLocks xmlns:a="http://schemas.openxmlformats.org/drawingml/2006/main" noChangeAspect="1"/>
+            </wp:cNvGraphicFramePr>
+            <a:graphic xmlns:a="http://schemas.openxmlformats.org/drawingml/2006/main">
+              <a:graphicData uri="http://schemas.openxmlformats.org/drawingml/2006/picture">
+                <pic:pic xmlns:pic="http://schemas.openxmlformats.org/drawingml/2006/picture">
+                  <pic:nvPicPr>
+                    <pic:cNvPr id="0" name="Picture 3" descr="View image"/>
+                    <pic:cNvPicPr>
+                      <a:picLocks noChangeAspect="1" noChangeArrowheads="1"/>
+                    </pic:cNvPicPr>
+                  </pic:nvPicPr>
+                  <pic:blipFill>
+                    <a:blip r:embed="rId6">
+                      <a:extLst>
+                        <a:ext uri="{28A0092B-C50C-407E-A947-70E740481C1C}">
+                          <a14:useLocalDpi xmlns:a14="http://schemas.microsoft.com/office/drawing/2010/main" val="0"/>
+                        </a:ext>
+                      </a:extLst>
+                    </a:blip>
+                    <a:srcRect/>
+                    <a:stretch>
+                      <a:fillRect/>
+                    </a:stretch>
+                  </pic:blipFill>
+                  <pic:spPr bwMode="auto">
+                    <a:xfrm>
+                      <a:off x="0" y="0"/>
+                      <a:ext cx="5731510" cy="7414895"/>
+                    </a:xfrm>
+                    <a:prstGeom prst="rect">
+                      <a:avLst/>
+                    </a:prstGeom>
+                    <a:noFill/>
+                    <a:ln>
+                      <a:noFill/>
+                    </a:ln>
+                  </pic:spPr>
+                </pic:pic>
+              </a:graphicData>
+            </a:graphic>
+          </wp:inline>
+        </w:drawing>
+      </w:r>
+      <w:r>
+        <w:rPr>
+          <w:noProof/>
+        </w:rPr>
+        <w:lastRenderedPageBreak/>
+        <w:drawing>
+          <wp:inline distT="0" distB="0" distL="0" distR="0" wp14:anchorId="4E5166ED" wp14:editId="0CA98D87">
+            <wp:extent cx="5731510" cy="7414895"/>
+            <wp:effectExtent l="0" t="0" r="2540" b="0"/>
+            <wp:docPr id="228095621" name="Picture 3" descr="View image"/>
+            <wp:cNvGraphicFramePr>
+              <a:graphicFrameLocks xmlns:a="http://schemas.openxmlformats.org/drawingml/2006/main" noChangeAspect="1"/>
+            </wp:cNvGraphicFramePr>
+            <a:graphic xmlns:a="http://schemas.openxmlformats.org/drawingml/2006/main">
+              <a:graphicData uri="http://schemas.openxmlformats.org/drawingml/2006/picture">
+                <pic:pic xmlns:pic="http://schemas.openxmlformats.org/drawingml/2006/picture">
+                  <pic:nvPicPr>
+                    <pic:cNvPr id="0" name="Picture 5" descr="View image"/>
+                    <pic:cNvPicPr>
+                      <a:picLocks noChangeAspect="1" noChangeArrowheads="1"/>
+                    </pic:cNvPicPr>
+                  </pic:nvPicPr>
+                  <pic:blipFill>
+                    <a:blip r:embed="rId7">
+                      <a:extLst>
+                        <a:ext uri="{28A0092B-C50C-407E-A947-70E740481C1C}">
+                          <a14:useLocalDpi xmlns:a14="http://schemas.microsoft.com/office/drawing/2010/main" val="0"/>
+                        </a:ext>
+                      </a:extLst>
+                    </a:blip>
+                    <a:srcRect/>
+                    <a:stretch>
+                      <a:fillRect/>
+                    </a:stretch>
+                  </pic:blipFill>
+                  <pic:spPr bwMode="auto">
+                    <a:xfrm>
+                      <a:off x="0" y="0"/>
+                      <a:ext cx="5731510" cy="7414895"/>
+                    </a:xfrm>
+                    <a:prstGeom prst="rect">
+                      <a:avLst/>
+                    </a:prstGeom>
+                    <a:noFill/>
+                    <a:ln>
+                      <a:noFill/>
+                    </a:ln>
+                  </pic:spPr>
+                </pic:pic>
+              </a:graphicData>
+            </a:graphic>
+          </wp:inline>
+        </w:drawing>
+      </w:r>
+      <w:r>
+        <w:rPr>
+          <w:noProof/>
+        </w:rPr>
+        <w:lastRenderedPageBreak/>
+        <w:drawing>
+          <wp:inline distT="0" distB="0" distL="0" distR="0" wp14:anchorId="7539B3DC" wp14:editId="1D8EBE75">
+            <wp:extent cx="5731510" cy="7414895"/>
+            <wp:effectExtent l="0" t="0" r="2540" b="0"/>
+            <wp:docPr id="683724791" name="Picture 4" descr="View image"/>
+            <wp:cNvGraphicFramePr>
+              <a:graphicFrameLocks xmlns:a="http://schemas.openxmlformats.org/drawingml/2006/main" noChangeAspect="1"/>
+            </wp:cNvGraphicFramePr>
+            <a:graphic xmlns:a="http://schemas.openxmlformats.org/drawingml/2006/main">
+              <a:graphicData uri="http://schemas.openxmlformats.org/drawingml/2006/picture">
+                <pic:pic xmlns:pic="http://schemas.openxmlformats.org/drawingml/2006/picture">
+                  <pic:nvPicPr>
+                    <pic:cNvPr id="0" name="Picture 7" descr="View image"/>
+                    <pic:cNvPicPr>
+                      <a:picLocks noChangeAspect="1" noChangeArrowheads="1"/>
+                    </pic:cNvPicPr>
+                  </pic:nvPicPr>
+                  <pic:blipFill>
+                    <a:blip r:embed="rId8">
+                      <a:extLst>
+                        <a:ext uri="{28A0092B-C50C-407E-A947-70E740481C1C}">
+                          <a14:useLocalDpi xmlns:a14="http://schemas.microsoft.com/office/drawing/2010/main" val="0"/>
+                        </a:ext>
+                      </a:extLst>
+                    </a:blip>
+                    <a:srcRect/>
+                    <a:stretch>
+                      <a:fillRect/>
+                    </a:stretch>
+                  </pic:blipFill>
+                  <pic:spPr bwMode="auto">
+                    <a:xfrm>
+                      <a:off x="0" y="0"/>
+                      <a:ext cx="5731510" cy="7414895"/>
+                    </a:xfrm>
+                    <a:prstGeom prst="rect">
+                      <a:avLst/>
+                    </a:prstGeom>
+                    <a:noFill/>
+                    <a:ln>
+                      <a:noFill/>
+                    </a:ln>
+                  </pic:spPr>
+                </pic:pic>
+              </a:graphicData>
+            </a:graphic>
+          </wp:inline>
+        </w:drawing>
+      </w:r>
+      <w:r>
+        <w:rPr>
+          <w:noProof/>
+        </w:rPr>
+        <w:lastRenderedPageBreak/>
+        <w:drawing>
+          <wp:inline distT="0" distB="0" distL="0" distR="0" wp14:anchorId="733C2955" wp14:editId="0C50F032">
+            <wp:extent cx="5731510" cy="7414895"/>
+            <wp:effectExtent l="0" t="0" r="2540" b="0"/>
+            <wp:docPr id="709268283" name="Picture 5" descr="View image"/>
+            <wp:cNvGraphicFramePr>
+              <a:graphicFrameLocks xmlns:a="http://schemas.openxmlformats.org/drawingml/2006/main" noChangeAspect="1"/>
+            </wp:cNvGraphicFramePr>
+            <a:graphic xmlns:a="http://schemas.openxmlformats.org/drawingml/2006/main">
+              <a:graphicData uri="http://schemas.openxmlformats.org/drawingml/2006/picture">
+                <pic:pic xmlns:pic="http://schemas.openxmlformats.org/drawingml/2006/picture">
+                  <pic:nvPicPr>
+                    <pic:cNvPr id="0" name="Picture 9" descr="View image"/>
+                    <pic:cNvPicPr>
+                      <a:picLocks noChangeAspect="1" noChangeArrowheads="1"/>
+                    </pic:cNvPicPr>
+                  </pic:nvPicPr>
+                  <pic:blipFill>
+                    <a:blip r:embed="rId9">
+                      <a:extLst>
+                        <a:ext uri="{28A0092B-C50C-407E-A947-70E740481C1C}">
+                          <a14:useLocalDpi xmlns:a14="http://schemas.microsoft.com/office/drawing/2010/main" val="0"/>
+                        </a:ext>
+                      </a:extLst>
+                    </a:blip>
+                    <a:srcRect/>
+                    <a:stretch>
+                      <a:fillRect/>
+                    </a:stretch>
+                  </pic:blipFill>
+                  <pic:spPr bwMode="auto">
+                    <a:xfrm>
+                      <a:off x="0" y="0"/>
+                      <a:ext cx="5731510" cy="7414895"/>
+                    </a:xfrm>
+                    <a:prstGeom prst="rect">
+                      <a:avLst/>
+                    </a:prstGeom>
+                    <a:noFill/>
+                    <a:ln>
+                      <a:noFill/>
+                    </a:ln>
+                  </pic:spPr>
+                </pic:pic>
+              </a:graphicData>
+            </a:graphic>
+          </wp:inline>
+        </w:drawing>
+      </w:r>
+      <w:r>
+        <w:rPr>
+          <w:noProof/>
+        </w:rPr>
+        <w:lastRenderedPageBreak/>
+        <w:drawing>
+          <wp:inline distT="0" distB="0" distL="0" distR="0" wp14:anchorId="3AB8B829" wp14:editId="699D1914">
+            <wp:extent cx="5731510" cy="7414895"/>
+            <wp:effectExtent l="0" t="0" r="2540" b="0"/>
+            <wp:docPr id="85594274" name="Picture 6" descr="View image"/>
+            <wp:cNvGraphicFramePr>
+              <a:graphicFrameLocks xmlns:a="http://schemas.openxmlformats.org/drawingml/2006/main" noChangeAspect="1"/>
+            </wp:cNvGraphicFramePr>
+            <a:graphic xmlns:a="http://schemas.openxmlformats.org/drawingml/2006/main">
+              <a:graphicData uri="http://schemas.openxmlformats.org/drawingml/2006/picture">
+                <pic:pic xmlns:pic="http://schemas.openxmlformats.org/drawingml/2006/picture">
+                  <pic:nvPicPr>
+                    <pic:cNvPr id="0" name="Picture 11" descr="View image"/>
+                    <pic:cNvPicPr>
+                      <a:picLocks noChangeAspect="1" noChangeArrowheads="1"/>
+                    </pic:cNvPicPr>
+                  </pic:nvPicPr>
+                  <pic:blipFill>
+                    <a:blip r:embed="rId10">
+                      <a:extLst>
+                        <a:ext uri="{28A0092B-C50C-407E-A947-70E740481C1C}">
+                          <a14:useLocalDpi xmlns:a14="http://schemas.microsoft.com/office/drawing/2010/main" val="0"/>
+                        </a:ext>
+                      </a:extLst>
+                    </a:blip>
+                    <a:srcRect/>
+                    <a:stretch>
+                      <a:fillRect/>
+                    </a:stretch>
+                  </pic:blipFill>
+                  <pic:spPr bwMode="auto">
+                    <a:xfrm>
+                      <a:off x="0" y="0"/>
+                      <a:ext cx="5731510" cy="7414895"/>
+                    </a:xfrm>
+                    <a:prstGeom prst="rect">
+                      <a:avLst/>
+                    </a:prstGeom>
+                    <a:noFill/>
+                    <a:ln>
+                      <a:noFill/>
+                    </a:ln>
+                  </pic:spPr>
+                </pic:pic>
+              </a:graphicData>
+            </a:graphic>
+          </wp:inline>
+        </w:drawing>
+      </w:r>
+      <w:r>
+        <w:rPr>
+          <w:noProof/>
+        </w:rPr>
+        <w:lastRenderedPageBreak/>
+        <w:drawing>
+          <wp:inline distT="0" distB="0" distL="0" distR="0" wp14:anchorId="6ABC761A" wp14:editId="6CB87128">
+            <wp:extent cx="5731510" cy="7414895"/>
+            <wp:effectExtent l="0" t="0" r="2540" b="0"/>
+            <wp:docPr id="24348238" name="Picture 7" descr="View image"/>
+            <wp:cNvGraphicFramePr>
+              <a:graphicFrameLocks xmlns:a="http://schemas.openxmlformats.org/drawingml/2006/main" noChangeAspect="1"/>
+            </wp:cNvGraphicFramePr>
+            <a:graphic xmlns:a="http://schemas.openxmlformats.org/drawingml/2006/main">
+              <a:graphicData uri="http://schemas.openxmlformats.org/drawingml/2006/picture">
+                <pic:pic xmlns:pic="http://schemas.openxmlformats.org/drawingml/2006/picture">
+                  <pic:nvPicPr>
+                    <pic:cNvPr id="0" name="Picture 13" descr="View image"/>
+                    <pic:cNvPicPr>
+                      <a:picLocks noChangeAspect="1" noChangeArrowheads="1"/>
+                    </pic:cNvPicPr>
+                  </pic:nvPicPr>
+                  <pic:blipFill>
+                    <a:blip r:embed="rId11">
+                      <a:extLst>
+                        <a:ext uri="{28A0092B-C50C-407E-A947-70E740481C1C}">
+                          <a14:useLocalDpi xmlns:a14="http://schemas.microsoft.com/office/drawing/2010/main" val="0"/>
+                        </a:ext>
+                      </a:extLst>
+                    </a:blip>
+                    <a:srcRect/>
+                    <a:stretch>
+                      <a:fillRect/>
+                    </a:stretch>
+                  </pic:blipFill>
+                  <pic:spPr bwMode="auto">
+                    <a:xfrm>
+                      <a:off x="0" y="0"/>
+                      <a:ext cx="5731510" cy="7414895"/>
+                    </a:xfrm>
+                    <a:prstGeom prst="rect">
+                      <a:avLst/>
+                    </a:prstGeom>
+                    <a:noFill/>
+                    <a:ln>
+                      <a:noFill/>
+                    </a:ln>
+                  </pic:spPr>
+                </pic:pic>
+              </a:graphicData>
+            </a:graphic>
+          </wp:inline>
+        </w:drawing>
+      </w:r>
+      <w:r>
+        <w:rPr>
+          <w:noProof/>
+        </w:rPr>
+        <w:lastRenderedPageBreak/>
+        <w:drawing>
+          <wp:inline distT="0" distB="0" distL="0" distR="0" wp14:anchorId="4D144666" wp14:editId="52A9546E">
+            <wp:extent cx="5731510" cy="7414895"/>
+            <wp:effectExtent l="0" t="0" r="2540" b="0"/>
+            <wp:docPr id="2031431499" name="Picture 8" descr="View image"/>
+            <wp:cNvGraphicFramePr>
+              <a:graphicFrameLocks xmlns:a="http://schemas.openxmlformats.org/drawingml/2006/main" noChangeAspect="1"/>
+            </wp:cNvGraphicFramePr>
+            <a:graphic xmlns:a="http://schemas.openxmlformats.org/drawingml/2006/main">
+              <a:graphicData uri="http://schemas.openxmlformats.org/drawingml/2006/picture">
+                <pic:pic xmlns:pic="http://schemas.openxmlformats.org/drawingml/2006/picture">
+                  <pic:nvPicPr>
+                    <pic:cNvPr id="0" name="Picture 15" descr="View image"/>
+                    <pic:cNvPicPr>
+                      <a:picLocks noChangeAspect="1" noChangeArrowheads="1"/>
+                    </pic:cNvPicPr>
+                  </pic:nvPicPr>
+                  <pic:blipFill>
+                    <a:blip r:embed="rId12">
+                      <a:extLst>
+                        <a:ext uri="{28A0092B-C50C-407E-A947-70E740481C1C}">
+                          <a14:useLocalDpi xmlns:a14="http://schemas.microsoft.com/office/drawing/2010/main" val="0"/>
+                        </a:ext>
+                      </a:extLst>
+                    </a:blip>
+                    <a:srcRect/>
+                    <a:stretch>
+                      <a:fillRect/>
+                    </a:stretch>
+                  </pic:blipFill>
+                  <pic:spPr bwMode="auto">
+                    <a:xfrm>
+                      <a:off x="0" y="0"/>
+                      <a:ext cx="5731510" cy="7414895"/>
+                    </a:xfrm>
+                    <a:prstGeom prst="rect">
+                      <a:avLst/>
+                    </a:prstGeom>
+                    <a:noFill/>
+                    <a:ln>
+                      <a:noFill/>
+                    </a:ln>
+                  </pic:spPr>
+                </pic:pic>
+              </a:graphicData>
+            </a:graphic>
+          </wp:inline>
+        </w:drawing>
+      </w:r>
+      <w:r>
+        <w:rPr>
+          <w:noProof/>
+        </w:rPr>
+        <w:lastRenderedPageBreak/>
+        <w:drawing>
+          <wp:inline distT="0" distB="0" distL="0" distR="0" wp14:anchorId="2BA8E4DE" wp14:editId="3672D645">
+            <wp:extent cx="5731510" cy="7414895"/>
+            <wp:effectExtent l="0" t="0" r="2540" b="0"/>
+            <wp:docPr id="617652283" name="Picture 9" descr="View image"/>
+            <wp:cNvGraphicFramePr>
+              <a:graphicFrameLocks xmlns:a="http://schemas.openxmlformats.org/drawingml/2006/main" noChangeAspect="1"/>
+            </wp:cNvGraphicFramePr>
+            <a:graphic xmlns:a="http://schemas.openxmlformats.org/drawingml/2006/main">
+              <a:graphicData uri="http://schemas.openxmlformats.org/drawingml/2006/picture">
+                <pic:pic xmlns:pic="http://schemas.openxmlformats.org/drawingml/2006/picture">
+                  <pic:nvPicPr>
+                    <pic:cNvPr id="0" name="Picture 17" descr="View image"/>
+                    <pic:cNvPicPr>
+                      <a:picLocks noChangeAspect="1" noChangeArrowheads="1"/>
+                    </pic:cNvPicPr>
+                  </pic:nvPicPr>
+                  <pic:blipFill>
+                    <a:blip r:embed="rId13">
+                      <a:extLst>
+                        <a:ext uri="{28A0092B-C50C-407E-A947-70E740481C1C}">
+                          <a14:useLocalDpi xmlns:a14="http://schemas.microsoft.com/office/drawing/2010/main" val="0"/>
+                        </a:ext>
+                      </a:extLst>
+                    </a:blip>
+                    <a:srcRect/>
+                    <a:stretch>
+                      <a:fillRect/>
+                    </a:stretch>
+                  </pic:blipFill>
+                  <pic:spPr bwMode="auto">
+                    <a:xfrm>
+                      <a:off x="0" y="0"/>
+                      <a:ext cx="5731510" cy="7414895"/>
+                    </a:xfrm>
+                    <a:prstGeom prst="rect">
+                      <a:avLst/>
+                    </a:prstGeom>
+                    <a:noFill/>
+                    <a:ln>
+                      <a:noFill/>
+                    </a:ln>
+                  </pic:spPr>
+                </pic:pic>
+              </a:graphicData>
+            </a:graphic>
+          </wp:inline>
+        </w:drawing>
+      </w:r>
+      <w:r>
+        <w:rPr>
+          <w:noProof/>
+        </w:rPr>
+        <w:lastRenderedPageBreak/>
+        <w:drawing>
+          <wp:inline distT="0" distB="0" distL="0" distR="0" wp14:anchorId="5234FB6A" wp14:editId="3D5BE1E4">
+            <wp:extent cx="5731510" cy="7414895"/>
+            <wp:effectExtent l="0" t="0" r="2540" b="0"/>
+            <wp:docPr id="242111070" name="Picture 10" descr="View image"/>
+            <wp:cNvGraphicFramePr>
+              <a:graphicFrameLocks xmlns:a="http://schemas.openxmlformats.org/drawingml/2006/main" noChangeAspect="1"/>
+            </wp:cNvGraphicFramePr>
+            <a:graphic xmlns:a="http://schemas.openxmlformats.org/drawingml/2006/main">
+              <a:graphicData uri="http://schemas.openxmlformats.org/drawingml/2006/picture">
+                <pic:pic xmlns:pic="http://schemas.openxmlformats.org/drawingml/2006/picture">
+                  <pic:nvPicPr>
+                    <pic:cNvPr id="0" name="Picture 19" descr="View image"/>
+                    <pic:cNvPicPr>
+                      <a:picLocks noChangeAspect="1" noChangeArrowheads="1"/>
+                    </pic:cNvPicPr>
+                  </pic:nvPicPr>
+                  <pic:blipFill>
+                    <a:blip r:embed="rId14">
+                      <a:extLst>
+                        <a:ext uri="{28A0092B-C50C-407E-A947-70E740481C1C}">
+                          <a14:useLocalDpi xmlns:a14="http://schemas.microsoft.com/office/drawing/2010/main" val="0"/>
+                        </a:ext>
+                      </a:extLst>
+                    </a:blip>
+                    <a:srcRect/>
+                    <a:stretch>
+                      <a:fillRect/>
+                    </a:stretch>
+                  </pic:blipFill>
+                  <pic:spPr bwMode="auto">
+                    <a:xfrm>
+                      <a:off x="0" y="0"/>
+                      <a:ext cx="5731510" cy="7414895"/>
+                    </a:xfrm>
+                    <a:prstGeom prst="rect">
+                      <a:avLst/>
+                    </a:prstGeom>
+                    <a:noFill/>
+                    <a:ln>
+                      <a:noFill/>
+                    </a:ln>
+                  </pic:spPr>
+                </pic:pic>
+              </a:graphicData>
+            </a:graphic>
+          </wp:inline>
+        </w:drawing>
+      </w:r>
+      <w:r>
+        <w:rPr>
+          <w:noProof/>
+        </w:rPr>
+        <w:lastRenderedPageBreak/>
+        <w:drawing>
+          <wp:inline distT="0" distB="0" distL="0" distR="0" wp14:anchorId="09DDEC26" wp14:editId="0795EBEC">
+            <wp:extent cx="5731510" cy="7414895"/>
+            <wp:effectExtent l="0" t="0" r="2540" b="0"/>
+            <wp:docPr id="436175938" name="Picture 11" descr="View image"/>
+            <wp:cNvGraphicFramePr>
+              <a:graphicFrameLocks xmlns:a="http://schemas.openxmlformats.org/drawingml/2006/main" noChangeAspect="1"/>
+            </wp:cNvGraphicFramePr>
+            <a:graphic xmlns:a="http://schemas.openxmlformats.org/drawingml/2006/main">
+              <a:graphicData uri="http://schemas.openxmlformats.org/drawingml/2006/picture">
+                <pic:pic xmlns:pic="http://schemas.openxmlformats.org/drawingml/2006/picture">
+                  <pic:nvPicPr>
+                    <pic:cNvPr id="0" name="Picture 21" descr="View image"/>
+                    <pic:cNvPicPr>
+                      <a:picLocks noChangeAspect="1" noChangeArrowheads="1"/>
+                    </pic:cNvPicPr>
+                  </pic:nvPicPr>
+                  <pic:blipFill>
+                    <a:blip r:embed="rId15">
+                      <a:extLst>
+                        <a:ext uri="{28A0092B-C50C-407E-A947-70E740481C1C}">
+                          <a14:useLocalDpi xmlns:a14="http://schemas.microsoft.com/office/drawing/2010/main" val="0"/>
+                        </a:ext>
+                      </a:extLst>
+                    </a:blip>
+                    <a:srcRect/>
+                    <a:stretch>
+                      <a:fillRect/>
+                    </a:stretch>
+                  </pic:blipFill>
+                  <pic:spPr bwMode="auto">
+                    <a:xfrm>
+                      <a:off x="0" y="0"/>
+                      <a:ext cx="5731510" cy="7414895"/>
+                    </a:xfrm>
+                    <a:prstGeom prst="rect">
+                      <a:avLst/>
+                    </a:prstGeom>
+                    <a:noFill/>
+                    <a:ln>
+                      <a:noFill/>
+                    </a:ln>
+                  </pic:spPr>
+                </pic:pic>
+              </a:graphicData>
+            </a:graphic>
+          </wp:inline>
+        </w:drawing>
+      </w:r>
+      <w:r>
+        <w:rPr>
+          <w:noProof/>
+        </w:rPr>
+        <w:lastRenderedPageBreak/>
+        <w:drawing>
+          <wp:inline distT="0" distB="0" distL="0" distR="0" wp14:anchorId="138DBA9B" wp14:editId="4CBFD6CD">
+            <wp:extent cx="5731510" cy="7414895"/>
+            <wp:effectExtent l="0" t="0" r="2540" b="0"/>
+            <wp:docPr id="1069625657" name="Picture 12" descr="View image"/>
+            <wp:cNvGraphicFramePr>
+              <a:graphicFrameLocks xmlns:a="http://schemas.openxmlformats.org/drawingml/2006/main" noChangeAspect="1"/>
+            </wp:cNvGraphicFramePr>
+            <a:graphic xmlns:a="http://schemas.openxmlformats.org/drawingml/2006/main">
+              <a:graphicData uri="http://schemas.openxmlformats.org/drawingml/2006/picture">
+                <pic:pic xmlns:pic="http://schemas.openxmlformats.org/drawingml/2006/picture">
+                  <pic:nvPicPr>
+                    <pic:cNvPr id="0" name="Picture 23" descr="View image"/>
+                    <pic:cNvPicPr>
+                      <a:picLocks noChangeAspect="1" noChangeArrowheads="1"/>
+                    </pic:cNvPicPr>
+                  </pic:nvPicPr>
+                  <pic:blipFill>
+                    <a:blip r:embed="rId16">
+                      <a:extLst>
+                        <a:ext uri="{28A0092B-C50C-407E-A947-70E740481C1C}">
+                          <a14:useLocalDpi xmlns:a14="http://schemas.microsoft.com/office/drawing/2010/main" val="0"/>
+                        </a:ext>
+                      </a:extLst>
+                    </a:blip>
+                    <a:srcRect/>
+                    <a:stretch>
+                      <a:fillRect/>
+                    </a:stretch>
+                  </pic:blipFill>
+                  <pic:spPr bwMode="auto">
+                    <a:xfrm>
+                      <a:off x="0" y="0"/>
+                      <a:ext cx="5731510" cy="7414895"/>
+                    </a:xfrm>
+                    <a:prstGeom prst="rect">
+                      <a:avLst/>
+                    </a:prstGeom>
+                    <a:noFill/>
+                    <a:ln>
+                      <a:noFill/>
+                    </a:ln>
+                  </pic:spPr>
+                </pic:pic>
+              </a:graphicData>
+            </a:graphic>
+          </wp:inline>
+        </w:drawing>
+      </w:r>
+      <w:r>
+        <w:rPr>
+          <w:noProof/>
+        </w:rPr>
+        <w:lastRenderedPageBreak/>
+        <w:drawing>
+          <wp:inline distT="0" distB="0" distL="0" distR="0" wp14:anchorId="76E67502" wp14:editId="530634B5">
+            <wp:extent cx="5731510" cy="7414895"/>
+            <wp:effectExtent l="0" t="0" r="2540" b="0"/>
+            <wp:docPr id="569893633" name="Picture 13" descr="View image"/>
+            <wp:cNvGraphicFramePr>
+              <a:graphicFrameLocks xmlns:a="http://schemas.openxmlformats.org/drawingml/2006/main" noChangeAspect="1"/>
+            </wp:cNvGraphicFramePr>
+            <a:graphic xmlns:a="http://schemas.openxmlformats.org/drawingml/2006/main">
+              <a:graphicData uri="http://schemas.openxmlformats.org/drawingml/2006/picture">
+                <pic:pic xmlns:pic="http://schemas.openxmlformats.org/drawingml/2006/picture">
+                  <pic:nvPicPr>
+                    <pic:cNvPr id="0" name="Picture 25" descr="View image"/>
+                    <pic:cNvPicPr>
+                      <a:picLocks noChangeAspect="1" noChangeArrowheads="1"/>
+                    </pic:cNvPicPr>
+                  </pic:nvPicPr>
+                  <pic:blipFill>
+                    <a:blip r:embed="rId17">
+                      <a:extLst>
+                        <a:ext uri="{28A0092B-C50C-407E-A947-70E740481C1C}">
+                          <a14:useLocalDpi xmlns:a14="http://schemas.microsoft.com/office/drawing/2010/main" val="0"/>
+                        </a:ext>
+                      </a:extLst>
+                    </a:blip>
+                    <a:srcRect/>
+                    <a:stretch>
+                      <a:fillRect/>
+                    </a:stretch>
+                  </pic:blipFill>
+                  <pic:spPr bwMode="auto">
+                    <a:xfrm>
+                      <a:off x="0" y="0"/>
+                      <a:ext cx="5731510" cy="7414895"/>
+                    </a:xfrm>
+                    <a:prstGeom prst="rect">
+                      <a:avLst/>
+                    </a:prstGeom>
+                    <a:noFill/>
+                    <a:ln>
+                      <a:noFill/>
+                    </a:ln>
+                  </pic:spPr>
+                </pic:pic>
+              </a:graphicData>
+            </a:graphic>
+          </wp:inline>
+        </w:drawing>
+      </w:r>
+      <w:r>
+        <w:rPr>
+          <w:noProof/>
+        </w:rPr>
+        <w:lastRenderedPageBreak/>
+        <w:drawing>
+          <wp:inline distT="0" distB="0" distL="0" distR="0" wp14:anchorId="3D06A236" wp14:editId="1D3E1A4D">
+            <wp:extent cx="5731510" cy="7414895"/>
+            <wp:effectExtent l="0" t="0" r="2540" b="0"/>
+            <wp:docPr id="679737977" name="Picture 14" descr="View image"/>
+            <wp:cNvGraphicFramePr>
+              <a:graphicFrameLocks xmlns:a="http://schemas.openxmlformats.org/drawingml/2006/main" noChangeAspect="1"/>
+            </wp:cNvGraphicFramePr>
+            <a:graphic xmlns:a="http://schemas.openxmlformats.org/drawingml/2006/main">
+              <a:graphicData uri="http://schemas.openxmlformats.org/drawingml/2006/picture">
+                <pic:pic xmlns:pic="http://schemas.openxmlformats.org/drawingml/2006/picture">
+                  <pic:nvPicPr>
+                    <pic:cNvPr id="0" name="Picture 27" descr="View image"/>
+                    <pic:cNvPicPr>
+                      <a:picLocks noChangeAspect="1" noChangeArrowheads="1"/>
+                    </pic:cNvPicPr>
+                  </pic:nvPicPr>
+                  <pic:blipFill>
+                    <a:blip r:embed="rId18">
+                      <a:extLst>
+                        <a:ext uri="{28A0092B-C50C-407E-A947-70E740481C1C}">
+                          <a14:useLocalDpi xmlns:a14="http://schemas.microsoft.com/office/drawing/2010/main" val="0"/>
+                        </a:ext>
+                      </a:extLst>
+                    </a:blip>
+                    <a:srcRect/>
+                    <a:stretch>
+                      <a:fillRect/>
+                    </a:stretch>
+                  </pic:blipFill>
+                  <pic:spPr bwMode="auto">
+                    <a:xfrm>
+                      <a:off x="0" y="0"/>
+                      <a:ext cx="5731510" cy="7414895"/>
+                    </a:xfrm>
+                    <a:prstGeom prst="rect">
+                      <a:avLst/>
+                    </a:prstGeom>
+                    <a:noFill/>
+                    <a:ln>
+                      <a:noFill/>
+                    </a:ln>
+                  </pic:spPr>
+                </pic:pic>
+              </a:graphicData>
+            </a:graphic>
+          </wp:inline>
+        </w:drawing>
+      </w:r>
+      <w:r>
+        <w:rPr>
+          <w:noProof/>
+        </w:rPr>
+        <w:lastRenderedPageBreak/>
+        <w:drawing>
+          <wp:inline distT="0" distB="0" distL="0" distR="0" wp14:anchorId="1821AC38" wp14:editId="0CA911CB">
+            <wp:extent cx="5731510" cy="7414895"/>
+            <wp:effectExtent l="0" t="0" r="2540" b="0"/>
+            <wp:docPr id="1419368806" name="Picture 15" descr="View image"/>
+            <wp:cNvGraphicFramePr>
+              <a:graphicFrameLocks xmlns:a="http://schemas.openxmlformats.org/drawingml/2006/main" noChangeAspect="1"/>
+            </wp:cNvGraphicFramePr>
+            <a:graphic xmlns:a="http://schemas.openxmlformats.org/drawingml/2006/main">
+              <a:graphicData uri="http://schemas.openxmlformats.org/drawingml/2006/picture">
+                <pic:pic xmlns:pic="http://schemas.openxmlformats.org/drawingml/2006/picture">
+                  <pic:nvPicPr>
+                    <pic:cNvPr id="0" name="Picture 29" descr="View image"/>
+                    <pic:cNvPicPr>
+                      <a:picLocks noChangeAspect="1" noChangeArrowheads="1"/>
+                    </pic:cNvPicPr>
+                  </pic:nvPicPr>
+                  <pic:blipFill>
+                    <a:blip r:embed="rId19">
+                      <a:extLst>
+                        <a:ext uri="{28A0092B-C50C-407E-A947-70E740481C1C}">
+                          <a14:useLocalDpi xmlns:a14="http://schemas.microsoft.com/office/drawing/2010/main" val="0"/>
+                        </a:ext>
+                      </a:extLst>
+                    </a:blip>
+                    <a:srcRect/>
+                    <a:stretch>
+                      <a:fillRect/>
+                    </a:stretch>
+                  </pic:blipFill>
+                  <pic:spPr bwMode="auto">
+                    <a:xfrm>
+                      <a:off x="0" y="0"/>
+                      <a:ext cx="5731510" cy="7414895"/>
+                    </a:xfrm>
+                    <a:prstGeom prst="rect">
+                      <a:avLst/>
+                    </a:prstGeom>
+                    <a:noFill/>
+                    <a:ln>
+                      <a:noFill/>
+                    </a:ln>
+                  </pic:spPr>
+                </pic:pic>
+              </a:graphicData>
+            </a:graphic>
+          </wp:inline>
+        </w:drawing>
+      </w:r>
+      <w:r>
+        <w:rPr>
+          <w:noProof/>
+        </w:rPr>
+        <w:lastRenderedPageBreak/>
+        <w:drawing>
+          <wp:inline distT="0" distB="0" distL="0" distR="0" wp14:anchorId="0F621478" wp14:editId="7E3CEA17">
+            <wp:extent cx="5731510" cy="7414895"/>
+            <wp:effectExtent l="0" t="0" r="2540" b="0"/>
+            <wp:docPr id="934091815" name="Picture 16" descr="View image"/>
+            <wp:cNvGraphicFramePr>
+              <a:graphicFrameLocks xmlns:a="http://schemas.openxmlformats.org/drawingml/2006/main" noChangeAspect="1"/>
+            </wp:cNvGraphicFramePr>
+            <a:graphic xmlns:a="http://schemas.openxmlformats.org/drawingml/2006/main">
+              <a:graphicData uri="http://schemas.openxmlformats.org/drawingml/2006/picture">
+                <pic:pic xmlns:pic="http://schemas.openxmlformats.org/drawingml/2006/picture">
+                  <pic:nvPicPr>
+                    <pic:cNvPr id="0" name="Picture 31" descr="View image"/>
+                    <pic:cNvPicPr>
+                      <a:picLocks noChangeAspect="1" noChangeArrowheads="1"/>
+                    </pic:cNvPicPr>
+                  </pic:nvPicPr>
+                  <pic:blipFill>
+                    <a:blip r:embed="rId20">
+                      <a:extLst>
+                        <a:ext uri="{28A0092B-C50C-407E-A947-70E740481C1C}">
+                          <a14:useLocalDpi xmlns:a14="http://schemas.microsoft.com/office/drawing/2010/main" val="0"/>
+                        </a:ext>
+                      </a:extLst>
+                    </a:blip>
+                    <a:srcRect/>
+                    <a:stretch>
+                      <a:fillRect/>
+                    </a:stretch>
+                  </pic:blipFill>
+                  <pic:spPr bwMode="auto">
+                    <a:xfrm>
+                      <a:off x="0" y="0"/>
+                      <a:ext cx="5731510" cy="7414895"/>
+                    </a:xfrm>
+                    <a:prstGeom prst="rect">
+                      <a:avLst/>
+                    </a:prstGeom>
+                    <a:noFill/>
+                    <a:ln>
+                      <a:noFill/>
+                    </a:ln>
+                  </pic:spPr>
+                </pic:pic>
+              </a:graphicData>
+            </a:graphic>
+          </wp:inline>
+        </w:drawing>
+      </w:r>
+      <w:r>
+        <w:rPr>
+          <w:noProof/>
+        </w:rPr>
+        <w:lastRenderedPageBreak/>
+        <w:drawing>
+          <wp:inline distT="0" distB="0" distL="0" distR="0" wp14:anchorId="29191B32" wp14:editId="5FE069A5">
+            <wp:extent cx="5731510" cy="7414895"/>
+            <wp:effectExtent l="0" t="0" r="2540" b="0"/>
+            <wp:docPr id="68169344" name="Picture 17" descr="View image"/>
+            <wp:cNvGraphicFramePr>
+              <a:graphicFrameLocks xmlns:a="http://schemas.openxmlformats.org/drawingml/2006/main" noChangeAspect="1"/>
+            </wp:cNvGraphicFramePr>
+            <a:graphic xmlns:a="http://schemas.openxmlformats.org/drawingml/2006/main">
+              <a:graphicData uri="http://schemas.openxmlformats.org/drawingml/2006/picture">
+                <pic:pic xmlns:pic="http://schemas.openxmlformats.org/drawingml/2006/picture">
+                  <pic:nvPicPr>
+                    <pic:cNvPr id="0" name="Picture 33" descr="View image"/>
+                    <pic:cNvPicPr>
+                      <a:picLocks noChangeAspect="1" noChangeArrowheads="1"/>
+                    </pic:cNvPicPr>
+                  </pic:nvPicPr>
+                  <pic:blipFill>
+                    <a:blip r:embed="rId21">
+                      <a:extLst>
+                        <a:ext uri="{28A0092B-C50C-407E-A947-70E740481C1C}">
+                          <a14:useLocalDpi xmlns:a14="http://schemas.microsoft.com/office/drawing/2010/main" val="0"/>
+                        </a:ext>
+                      </a:extLst>
+                    </a:blip>
+                    <a:srcRect/>
+                    <a:stretch>
+                      <a:fillRect/>
+                    </a:stretch>
+                  </pic:blipFill>
+                  <pic:spPr bwMode="auto">
+                    <a:xfrm>
+                      <a:off x="0" y="0"/>
+                      <a:ext cx="5731510" cy="7414895"/>
+                    </a:xfrm>
+                    <a:prstGeom prst="rect">
+                      <a:avLst/>
+                    </a:prstGeom>
+                    <a:noFill/>
+                    <a:ln>
+                      <a:noFill/>
+                    </a:ln>
+                  </pic:spPr>
+                </pic:pic>
+              </a:graphicData>
+            </a:graphic>
+          </wp:inline>
+        </w:drawing>
+      </w:r>
+      <w:r>
+        <w:rPr>
+          <w:noProof/>
+        </w:rPr>
+        <w:lastRenderedPageBreak/>
+        <w:drawing>
+          <wp:inline distT="0" distB="0" distL="0" distR="0" wp14:anchorId="275F725C" wp14:editId="1E049B7C">
+            <wp:extent cx="5731510" cy="7414895"/>
+            <wp:effectExtent l="0" t="0" r="2540" b="0"/>
+            <wp:docPr id="70593838" name="Picture 18" descr="View image"/>
+            <wp:cNvGraphicFramePr>
+              <a:graphicFrameLocks xmlns:a="http://schemas.openxmlformats.org/drawingml/2006/main" noChangeAspect="1"/>
+            </wp:cNvGraphicFramePr>
+            <a:graphic xmlns:a="http://schemas.openxmlformats.org/drawingml/2006/main">
+              <a:graphicData uri="http://schemas.openxmlformats.org/drawingml/2006/picture">
+                <pic:pic xmlns:pic="http://schemas.openxmlformats.org/drawingml/2006/picture">
+                  <pic:nvPicPr>
+                    <pic:cNvPr id="0" name="Picture 35" descr="View image"/>
+                    <pic:cNvPicPr>
+                      <a:picLocks noChangeAspect="1" noChangeArrowheads="1"/>
+                    </pic:cNvPicPr>
+                  </pic:nvPicPr>
+                  <pic:blipFill>
+                    <a:blip r:embed="rId22">
+                      <a:extLst>
+                        <a:ext uri="{28A0092B-C50C-407E-A947-70E740481C1C}">
+                          <a14:useLocalDpi xmlns:a14="http://schemas.microsoft.com/office/drawing/2010/main" val="0"/>
+                        </a:ext>
+                      </a:extLst>
+                    </a:blip>
+                    <a:srcRect/>
+                    <a:stretch>
+                      <a:fillRect/>
+                    </a:stretch>
+                  </pic:blipFill>
+                  <pic:spPr bwMode="auto">
+                    <a:xfrm>
+                      <a:off x="0" y="0"/>
+                      <a:ext cx="5731510" cy="7414895"/>
+                    </a:xfrm>
+                    <a:prstGeom prst="rect">
+                      <a:avLst/>
+                    </a:prstGeom>
+                    <a:noFill/>
+                    <a:ln>
+                      <a:noFill/>
+                    </a:ln>
+                  </pic:spPr>
+                </pic:pic>
+              </a:graphicData>
+            </a:graphic>
+          </wp:inline>
+        </w:drawing>
+      </w:r>
+      <w:r>
+        <w:rPr>
+          <w:noProof/>
+        </w:rPr>
+        <w:lastRenderedPageBreak/>
+        <w:drawing>
+          <wp:inline distT="0" distB="0" distL="0" distR="0" wp14:anchorId="6D618605" wp14:editId="75EB60D5">
+            <wp:extent cx="5731510" cy="7414895"/>
+            <wp:effectExtent l="0" t="0" r="2540" b="0"/>
+            <wp:docPr id="477384514" name="Picture 19" descr="View image"/>
+            <wp:cNvGraphicFramePr>
+              <a:graphicFrameLocks xmlns:a="http://schemas.openxmlformats.org/drawingml/2006/main" noChangeAspect="1"/>
+            </wp:cNvGraphicFramePr>
+            <a:graphic xmlns:a="http://schemas.openxmlformats.org/drawingml/2006/main">
+              <a:graphicData uri="http://schemas.openxmlformats.org/drawingml/2006/picture">
+                <pic:pic xmlns:pic="http://schemas.openxmlformats.org/drawingml/2006/picture">
+                  <pic:nvPicPr>
+                    <pic:cNvPr id="0" name="Picture 37" descr="View image"/>
+                    <pic:cNvPicPr>
+                      <a:picLocks noChangeAspect="1" noChangeArrowheads="1"/>
+                    </pic:cNvPicPr>
+                  </pic:nvPicPr>
+                  <pic:blipFill>
+                    <a:blip r:embed="rId23">
+                      <a:extLst>
+                        <a:ext uri="{28A0092B-C50C-407E-A947-70E740481C1C}">
+                          <a14:useLocalDpi xmlns:a14="http://schemas.microsoft.com/office/drawing/2010/main" val="0"/>
+                        </a:ext>
+                      </a:extLst>
+                    </a:blip>
+                    <a:srcRect/>
+                    <a:stretch>
+                      <a:fillRect/>
+                    </a:stretch>
+                  </pic:blipFill>
+                  <pic:spPr bwMode="auto">
+                    <a:xfrm>
+                      <a:off x="0" y="0"/>
+                      <a:ext cx="5731510" cy="7414895"/>
+                    </a:xfrm>
+                    <a:prstGeom prst="rect">
+                      <a:avLst/>
+                    </a:prstGeom>
+                    <a:noFill/>
+                    <a:ln>
+                      <a:noFill/>
+                    </a:ln>
+                  </pic:spPr>
+                </pic:pic>
+              </a:graphicData>
+            </a:graphic>
+          </wp:inline>
+        </w:drawing>
+      </w:r>
+      <w:r>
+        <w:rPr>
+          <w:noProof/>
+        </w:rPr>
+        <w:lastRenderedPageBreak/>
+        <w:drawing>
+          <wp:inline distT="0" distB="0" distL="0" distR="0" wp14:anchorId="41E910CB" wp14:editId="07C71C7E">
+            <wp:extent cx="5731510" cy="7414895"/>
+            <wp:effectExtent l="0" t="0" r="2540" b="0"/>
+            <wp:docPr id="1674544928" name="Picture 20" descr="View image"/>
+            <wp:cNvGraphicFramePr>
+              <a:graphicFrameLocks xmlns:a="http://schemas.openxmlformats.org/drawingml/2006/main" noChangeAspect="1"/>
+            </wp:cNvGraphicFramePr>
+            <a:graphic xmlns:a="http://schemas.openxmlformats.org/drawingml/2006/main">
+              <a:graphicData uri="http://schemas.openxmlformats.org/drawingml/2006/picture">
+                <pic:pic xmlns:pic="http://schemas.openxmlformats.org/drawingml/2006/picture">
+                  <pic:nvPicPr>
+                    <pic:cNvPr id="0" name="Picture 39" descr="View image"/>
+                    <pic:cNvPicPr>
+                      <a:picLocks noChangeAspect="1" noChangeArrowheads="1"/>
+                    </pic:cNvPicPr>
+                  </pic:nvPicPr>
+                  <pic:blipFill>
+                    <a:blip r:embed="rId24">
+                      <a:extLst>
+                        <a:ext uri="{28A0092B-C50C-407E-A947-70E740481C1C}">
+                          <a14:useLocalDpi xmlns:a14="http://schemas.microsoft.com/office/drawing/2010/main" val="0"/>
+                        </a:ext>
+                      </a:extLst>
+                    </a:blip>
+                    <a:srcRect/>
+                    <a:stretch>
+                      <a:fillRect/>
+                    </a:stretch>
+                  </pic:blipFill>
+                  <pic:spPr bwMode="auto">
+                    <a:xfrm>
+                      <a:off x="0" y="0"/>
+                      <a:ext cx="5731510" cy="7414895"/>
+                    </a:xfrm>
+                    <a:prstGeom prst="rect">
+                      <a:avLst/>
+                    </a:prstGeom>
+                    <a:noFill/>
+                    <a:ln>
+                      <a:noFill/>
+                    </a:ln>
+                  </pic:spPr>
+                </pic:pic>
+              </a:graphicData>
+            </a:graphic>
+          </wp:inline>
+        </w:drawing>
+      </w:r>
+    </w:p>
     <w:sectPr>
       <w:pgSz w:w="11906" w:h="16838"/>
       <w:pgMar w:top="1440" w:right="1440" w:bottom="1440" w:left="1440" w:header="708" w:footer="708" w:gutter="0"/>
